--- a/docs/instruments/b2_briefing_deans.docx
+++ b/docs/instruments/b2_briefing_deans.docx
@@ -3,7 +3,7 @@
 <w:document xmlns:o="urn:schemas-microsoft-com:office:office" xmlns:r="http://schemas.openxmlformats.org/officeDocument/2006/relationships" xmlns:v="urn:schemas-microsoft-com:vml" xmlns:w="http://schemas.openxmlformats.org/wordprocessingml/2006/main" xmlns:w10="urn:schemas-microsoft-com:office:word" xmlns:wp="http://schemas.openxmlformats.org/drawingml/2006/wordprocessingDrawing" xmlns:pic="http://schemas.openxmlformats.org/drawingml/2006/picture" xmlns:wps="http://schemas.microsoft.com/office/word/2010/wordprocessingShape" xmlns:wpg="http://schemas.microsoft.com/office/word/2010/wordprocessingGroup" xmlns:mc="http://schemas.openxmlformats.org/markup-compatibility/2006" xmlns:wp14="http://schemas.microsoft.com/office/word/2010/wordprocessingDrawing" xmlns:w14="http://schemas.microsoft.com/office/word/2010/wordml" xmlns:w15="http://schemas.microsoft.com/office/word/2012/wordml" mc:Ignorable="w14 wp14 w15">
   <w:body>
     <w:p>
-      <w:hyperlink r:id="rId26">
+      <w:hyperlink r:id="rId19">
         <w:r>
           <w:drawing>
             <wp:inline>
@@ -20,7 +20,7 @@
                       </pic:cNvPicPr>
                     </pic:nvPicPr>
                     <pic:blipFill>
-                      <a:blip r:embed="rId25"/>
+                      <a:blip r:embed="rId18"/>
                       <a:stretch>
                         <a:fillRect/>
                       </a:stretch>
@@ -162,8 +162,8 @@
         <w:tblLook w:noHBand="0" w:lastColumn="0" w:firstColumn="0" w:lastRow="0" w:firstRow="0" w:noVBand="0" w:val="0000"/>
       </w:tblPr>
       <w:tblGrid>
-        <w:gridCol w:w="2959"/>
-        <w:gridCol w:w="6113"/>
+        <w:gridCol w:w="2794"/>
+        <w:gridCol w:w="6278"/>
       </w:tblGrid>
       <w:tr>
         <w:trPr>
@@ -171,7 +171,7 @@
         </w:trPr>
         <w:tc>
           <w:tcPr>
-            <w:tcW w:w="2959" w:type="dxa"/>
+            <w:tcW w:w="2794" w:type="dxa"/>
             <w:tcBorders>
               <w:bottom w:val="single" w:sz="4" w:space="0" w:color="C9CED2"/>
             </w:tcBorders>
@@ -204,7 +204,7 @@
         </w:tc>
         <w:tc>
           <w:tcPr>
-            <w:tcW w:w="6113" w:type="dxa"/>
+            <w:tcW w:w="6278" w:type="dxa"/>
             <w:tcBorders>
               <w:bottom w:val="single" w:sz="4" w:space="0" w:color="C9CED2"/>
             </w:tcBorders>
@@ -238,7 +238,7 @@
         <w:trPr/>
         <w:tc>
           <w:tcPr>
-            <w:tcW w:w="2959" w:type="dxa"/>
+            <w:tcW w:w="2794" w:type="dxa"/>
             <w:tcBorders>
               <w:top w:val="single" w:sz="4" w:space="0" w:color="C9CED2"/>
               <w:bottom w:val="single" w:sz="4" w:space="0" w:color="C9CED2"/>
@@ -272,7 +272,7 @@
         </w:tc>
         <w:tc>
           <w:tcPr>
-            <w:tcW w:w="6113" w:type="dxa"/>
+            <w:tcW w:w="6278" w:type="dxa"/>
             <w:tcBorders>
               <w:top w:val="single" w:sz="4" w:space="0" w:color="C9CED2"/>
               <w:bottom w:val="single" w:sz="4" w:space="0" w:color="C9CED2"/>
@@ -308,7 +308,7 @@
                   <w:szCs w:val="22"/>
                   <w:lang w:val="en-US" w:eastAsia="en-US" w:bidi="ar-SA"/>
                 </w:rPr>
-                <w:t>the report</w:t>
+                <w:t>Responsible AI in Academic Research: A Competency Framework for Research Training</w:t>
               </w:r>
             </w:hyperlink>
             <w:r>
@@ -328,7 +328,7 @@
         </w:trPr>
         <w:tc>
           <w:tcPr>
-            <w:tcW w:w="2959" w:type="dxa"/>
+            <w:tcW w:w="2794" w:type="dxa"/>
             <w:tcBorders>
               <w:top w:val="single" w:sz="4" w:space="0" w:color="C9CED2"/>
               <w:bottom w:val="single" w:sz="4" w:space="0" w:color="C9CED2"/>
@@ -362,7 +362,7 @@
         </w:tc>
         <w:tc>
           <w:tcPr>
-            <w:tcW w:w="6113" w:type="dxa"/>
+            <w:tcW w:w="6278" w:type="dxa"/>
             <w:tcBorders>
               <w:top w:val="single" w:sz="4" w:space="0" w:color="C9CED2"/>
               <w:bottom w:val="single" w:sz="4" w:space="0" w:color="C9CED2"/>
@@ -399,7 +399,7 @@
         </w:trPr>
         <w:tc>
           <w:tcPr>
-            <w:tcW w:w="2959" w:type="dxa"/>
+            <w:tcW w:w="2794" w:type="dxa"/>
             <w:tcBorders>
               <w:top w:val="single" w:sz="4" w:space="0" w:color="C9CED2"/>
               <w:bottom w:val="single" w:sz="4" w:space="0" w:color="C9CED2"/>
@@ -433,7 +433,7 @@
         </w:tc>
         <w:tc>
           <w:tcPr>
-            <w:tcW w:w="6113" w:type="dxa"/>
+            <w:tcW w:w="6278" w:type="dxa"/>
             <w:tcBorders>
               <w:top w:val="single" w:sz="4" w:space="0" w:color="C9CED2"/>
               <w:bottom w:val="single" w:sz="4" w:space="0" w:color="C9CED2"/>
@@ -470,7 +470,7 @@
         </w:trPr>
         <w:tc>
           <w:tcPr>
-            <w:tcW w:w="2959" w:type="dxa"/>
+            <w:tcW w:w="2794" w:type="dxa"/>
             <w:tcBorders>
               <w:top w:val="single" w:sz="4" w:space="0" w:color="C9CED2"/>
               <w:bottom w:val="single" w:sz="4" w:space="0" w:color="C9CED2"/>
@@ -504,7 +504,7 @@
         </w:tc>
         <w:tc>
           <w:tcPr>
-            <w:tcW w:w="6113" w:type="dxa"/>
+            <w:tcW w:w="6278" w:type="dxa"/>
             <w:tcBorders>
               <w:top w:val="single" w:sz="4" w:space="0" w:color="C9CED2"/>
               <w:bottom w:val="single" w:sz="4" w:space="0" w:color="C9CED2"/>
@@ -629,19 +629,7 @@
       </w:pPr>
       <w:r>
         <w:rPr/>
-        <w:t xml:space="preserve">In </w:t>
-      </w:r>
-      <w:hyperlink r:id="rId3">
-        <w:r>
-          <w:rPr>
-            <w:rStyle w:val="Hyperlink"/>
-          </w:rPr>
-          <w:t>the report</w:t>
-        </w:r>
-      </w:hyperlink>
-      <w:r>
-        <w:rPr/>
-        <w:t>, I reviewed 38 top-tier doctoral universities across 15 countries and jurisdictions and found that only six publish an AI policy that reaches beyond basic research integrity into AI literacy, supervision, and examination. In fact, around 40 percent of these institutions stop at the level of basic plagiarism policies.</w:t>
+        <w:t>In the report, I reviewed 38 top-tier doctoral universities across 15 countries and jurisdictions and found that only six publish an AI policy that reaches beyond basic research integrity into AI literacy, supervision, and examination. In fact, around 40 percent of these institutions stop at the level of basic plagiarism policies.</w:t>
       </w:r>
     </w:p>
     <w:p>
@@ -651,19 +639,7 @@
       </w:pPr>
       <w:r>
         <w:rPr/>
-        <w:t xml:space="preserve">In most institutions, the missing operational layer is the school or college. Across the major research universities in </w:t>
-      </w:r>
-      <w:hyperlink r:id="rId4">
-        <w:r>
-          <w:rPr>
-            <w:rStyle w:val="Hyperlink"/>
-          </w:rPr>
-          <w:t>the report</w:t>
-        </w:r>
-      </w:hyperlink>
-      <w:r>
-        <w:rPr/>
-        <w:t>’s United States sample (including Harvard, MIT, Michigan, Stanford, Yale, and Princeton), doctoral-research AI policy is devolved down to individual schools, departments, advisors, and supervisors, while central university policies remain thin. Similarly, while the University of Oxford has a substantive central policy on researcher accountability and disclosure, its discipline-specific expectations are left entirely to departmental guidance.</w:t>
+        <w:t>In most institutions, the missing operational layer is the school or college. Across the major research universities in the report’s United States sample (including Harvard, MIT, Michigan, Stanford, Yale, and Princeton), doctoral-research AI policy is devolved down to individual schools, departments, advisors, and supervisors, while central university policies remain thin. Similarly, while the University of Oxford has a substantive central policy on researcher accountability and disclosure, its discipline-specific expectations are left entirely to departmental guidance.</w:t>
       </w:r>
     </w:p>
     <w:p>
@@ -768,19 +744,7 @@
       </w:pPr>
       <w:r>
         <w:rPr/>
-        <w:t xml:space="preserve">Each decision has a tangible artifact (such as a document, register, or curricular plan) that proves it has been made and supplies evidence toward the named cell or cells. No artifact advances a dimension by itself. Advancement is determined only through a fresh A1 assessment across all four cells for that dimension. The framework in </w:t>
-      </w:r>
-      <w:hyperlink r:id="rId5">
-        <w:r>
-          <w:rPr>
-            <w:rStyle w:val="Hyperlink"/>
-          </w:rPr>
-          <w:t>the report</w:t>
-        </w:r>
-      </w:hyperlink>
-      <w:r>
-        <w:rPr/>
-        <w:t xml:space="preserve"> evaluates five core dimensions across four operational axes (policy, people, systems, and process) at four developmental levels: </w:t>
+        <w:t xml:space="preserve">Each decision has a tangible artifact (such as a document, register, or curricular plan) that proves it has been made and supplies evidence toward the named cell or cells. No artifact advances a dimension by itself. Advancement is determined only through a fresh A1 assessment across all four cells for that dimension. The framework in the report evaluates five core dimensions across four operational axes (policy, people, systems, and process) at four developmental levels: </w:t>
       </w:r>
       <w:r>
         <w:rPr>
@@ -874,19 +838,7 @@
       </w:r>
       <w:r>
         <w:rPr/>
-        <w:t xml:space="preserve"> (tasks where substituting AI silently degrades academic rigor and quality). The catalogue in </w:t>
-      </w:r>
-      <w:hyperlink r:id="rId6">
-        <w:r>
-          <w:rPr>
-            <w:rStyle w:val="Hyperlink"/>
-          </w:rPr>
-          <w:t>the report</w:t>
-        </w:r>
-      </w:hyperlink>
-      <w:r>
-        <w:rPr/>
-        <w:t xml:space="preserve"> covers tasks such as literature scoping, citation checking, prose drafting, code generation, method choice, outlier adjudication, and examiner judgment (in US usage, examiners are dissertation committee members). That catalogue is deliberately brief and discipline-blind so that individual schools and colleges can adapt and extend it rather than simply copy it. </w:t>
+        <w:t xml:space="preserve"> (tasks where substituting AI silently degrades academic rigor and quality). The catalogue in the report covers tasks such as literature scoping, citation checking, prose drafting, code generation, method choice, outlier adjudication, and examiner judgment (in US usage, examiners are dissertation committee members). The catalogue is brief and applicable across disciplines so that individual schools and colleges can adapt and extend it rather than simply copy it. </w:t>
       </w:r>
       <w:r>
         <w:rPr>
@@ -2174,19 +2126,7 @@
       </w:r>
       <w:r>
         <w:rPr/>
-        <w:t xml:space="preserve"> </w:t>
-      </w:r>
-      <w:hyperlink r:id="rId7">
-        <w:r>
-          <w:rPr>
-            <w:rStyle w:val="Hyperlink"/>
-          </w:rPr>
-          <w:t>The report</w:t>
-        </w:r>
-      </w:hyperlink>
-      <w:r>
-        <w:rPr/>
-        <w:t xml:space="preserve"> requires all four axes to operate for the </w:t>
+        <w:t xml:space="preserve"> The report requires all four axes to operate for the </w:t>
       </w:r>
       <w:r>
         <w:rPr>
@@ -2197,7 +2137,7 @@
       </w:r>
       <w:r>
         <w:rPr/>
-        <w:t xml:space="preserve"> level. This pack operationalizes that requirement by assigning the dimension its lowest axis level and calls the limiting axis the </w:t>
+        <w:t xml:space="preserve"> level. The pack applies that rule by setting the dimension at the level of its lowest-scoring axis. It calls that limiting axis the </w:t>
       </w:r>
       <w:r>
         <w:rPr>
@@ -2431,19 +2371,7 @@
       </w:pPr>
       <w:r>
         <w:rPr/>
-        <w:t xml:space="preserve">One important note of caution: </w:t>
-      </w:r>
-      <w:hyperlink r:id="rId8">
-        <w:r>
-          <w:rPr>
-            <w:rStyle w:val="Hyperlink"/>
-          </w:rPr>
-          <w:t>the report</w:t>
-        </w:r>
-      </w:hyperlink>
-      <w:r>
-        <w:rPr/>
-        <w:t>’s four-class description of institutional policy scope is a descriptive categorization of policy breadth, which is completely distinct from the maturity grid. You should never attempt to infer one classification from the other.</w:t>
+        <w:t>One important note of caution: the report’s four-class description of institutional policy scope is a descriptive categorization of policy breadth, which is completely distinct from the maturity grid. You should never attempt to infer one classification from the other.</w:t>
       </w:r>
     </w:p>
     <w:p>
@@ -3725,7 +3653,7 @@
         <w:keepLines/>
         <w:rPr/>
       </w:pPr>
-      <w:hyperlink r:id="rId9">
+      <w:hyperlink r:id="rId3">
         <w:r>
           <w:rPr>
             <w:rStyle w:val="Hyperlink"/>
@@ -3748,7 +3676,7 @@
                       </pic:cNvPicPr>
                     </pic:nvPicPr>
                     <pic:blipFill>
-                      <a:blip r:embed="rId10"/>
+                      <a:blip r:embed="rId4"/>
                       <a:stretch>
                         <a:fillRect/>
                       </a:stretch>
@@ -3789,7 +3717,7 @@
         <w:rPr/>
         <w:t xml:space="preserve"> · Professor and Director, Instats · </w:t>
       </w:r>
-      <w:hyperlink r:id="rId11">
+      <w:hyperlink r:id="rId5">
         <w:r>
           <w:rPr>
             <w:rStyle w:val="Hyperlink"/>
@@ -3801,7 +3729,7 @@
         <w:rPr/>
         <w:t xml:space="preserve"> · </w:t>
       </w:r>
-      <w:hyperlink r:id="rId12">
+      <w:hyperlink r:id="rId6">
         <w:r>
           <w:rPr>
             <w:rStyle w:val="Hyperlink"/>
@@ -3828,7 +3756,7 @@
         </w:rPr>
         <w:t xml:space="preserve">Part of the Instats AI Readiness Pack · </w:t>
       </w:r>
-      <w:hyperlink r:id="rId13">
+      <w:hyperlink r:id="rId7">
         <w:r>
           <w:rPr>
             <w:rStyle w:val="Hyperlink"/>
@@ -3847,19 +3775,7 @@
       </w:r>
       <w:r>
         <w:rPr/>
-        <w:t xml:space="preserve"> </w:t>
-      </w:r>
-      <w:hyperlink r:id="rId14">
-        <w:r>
-          <w:rPr>
-            <w:rStyle w:val="Hyperlink"/>
-          </w:rPr>
-          <w:t>Responsible AI in Academic Research: A Competency Framework for Research Training</w:t>
-        </w:r>
-      </w:hyperlink>
-      <w:r>
-        <w:rPr/>
-        <w:t xml:space="preserve"> </w:t>
+        <w:t xml:space="preserve"> Responsible AI in Academic Research: A Competency Framework for Research Training </w:t>
       </w:r>
       <w:r>
         <w:rPr>
@@ -3872,12 +3788,12 @@
       <w:bookmarkEnd w:id="7"/>
     </w:p>
     <w:sectPr>
-      <w:headerReference w:type="even" r:id="rId15"/>
-      <w:headerReference w:type="default" r:id="rId16"/>
-      <w:headerReference w:type="first" r:id="rId17"/>
-      <w:footerReference w:type="even" r:id="rId18"/>
-      <w:footerReference w:type="default" r:id="rId19"/>
-      <w:footerReference w:type="first" r:id="rId20"/>
+      <w:headerReference w:type="even" r:id="rId8"/>
+      <w:headerReference w:type="default" r:id="rId9"/>
+      <w:headerReference w:type="first" r:id="rId10"/>
+      <w:footerReference w:type="even" r:id="rId11"/>
+      <w:footerReference w:type="default" r:id="rId12"/>
+      <w:footerReference w:type="first" r:id="rId13"/>
       <w:type w:val="nextPage"/>
       <w:pgSz w:w="11906" w:h="16838"/>
       <w:pgMar w:left="1417" w:right="1417" w:gutter="0" w:header="720" w:top="1361" w:footer="720" w:bottom="1361"/>
@@ -6188,10 +6104,12 @@
     <w:unhideWhenUsed/>
     <w:rsid w:val="00aa1d8d"/>
     <w:pPr>
-      <w:spacing w:before="0" w:after="120"/>
+      <w:spacing w:lineRule="auto" w:line="348" w:before="0" w:after="160"/>
     </w:pPr>
     <w:rPr>
       <w:rFonts w:ascii="Georgia" w:hAnsi="Georgia" w:eastAsia="Georgia" w:cs="Georgia"/>
+      <w:color w:val="212529"/>
+      <w:sz w:val="24"/>
     </w:rPr>
   </w:style>
   <w:style w:type="paragraph" w:styleId="List">

--- a/docs/instruments/b2_briefing_deans.docx
+++ b/docs/instruments/b2_briefing_deans.docx
@@ -155,7 +155,7 @@
       <w:hyperlink r:id="rId26">
         <w:r>
           <w:rPr>
-            <w:rStyle w:val="Hyperlink"/>
+            <w:rStyle w:val="Hyperlink1"/>
             <w:i w:val="0"/>
           </w:rPr>
           <w:t xml:space="preserve">Browse the full online instrument catalogue</w:t>
@@ -3040,7 +3040,7 @@
       <w:hyperlink r:id="rId21">
         <w:r>
           <w:rPr>
-            <w:rStyle w:val="Hyperlink"/>
+            <w:rStyle w:val="Hyperlink1"/>
             <w:i w:val="1"/>
           </w:rPr>
           <w:t xml:space="preserve">The Institutional AI Readiness Pack: Self-Assessment and Implementation Tools for Responsible AI in Academic Research</w:t>
@@ -3055,7 +3055,7 @@
       <w:hyperlink r:id="rId22">
         <w:r>
           <w:rPr>
-            <w:rStyle w:val="Hyperlink"/>
+            <w:rStyle w:val="Hyperlink1"/>
             <w:i w:val="0"/>
           </w:rPr>
           <w:t xml:space="preserve">https://doi.org/10.61700/bv2nulyhht</w:t>
@@ -3083,7 +3083,7 @@
       <w:hyperlink r:id="rId23">
         <w:r>
           <w:rPr>
-            <w:rStyle w:val="Hyperlink"/>
+            <w:rStyle w:val="Hyperlink1"/>
             <w:i w:val="1"/>
           </w:rPr>
           <w:t xml:space="preserve">Responsible AI in Academic Research: A Competency Framework for Research Training</w:t>
@@ -3098,7 +3098,7 @@
       <w:hyperlink r:id="rId24">
         <w:r>
           <w:rPr>
-            <w:rStyle w:val="Hyperlink"/>
+            <w:rStyle w:val="Hyperlink1"/>
             <w:i w:val="0"/>
           </w:rPr>
           <w:t xml:space="preserve">https://doi.org/10.61700/t31oy23grr</w:t>
@@ -3126,7 +3126,7 @@
       <w:hyperlink r:id="rId25">
         <w:r>
           <w:rPr>
-            <w:rStyle w:val="Hyperlink"/>
+            <w:rStyle w:val="Hyperlink1"/>
             <w:i w:val="0"/>
           </w:rPr>
           <w:t xml:space="preserve">Creative Commons Attribution 4.0 International (CC BY 4.0)</w:t>
@@ -3138,6 +3138,8 @@
         </w:rPr>
         <w:t xml:space="preserve">. You may adapt them for institutional use with attribution.</w:t>
       </w:r>
+      <w:bookmarkEnd w:id="0"/>
+      <w:bookmarkEnd w:id="7"/>
     </w:p>
     <w:sectPr>
       <w:headerReference w:type="even" r:id="rId13"/>
